--- a/beskrivelse.docx
+++ b/beskrivelse.docx
@@ -50,13 +50,13 @@
         <w:t xml:space="preserve">Prosjektbeskrivelse</w:t>
       </w:r>
     </w:p>
-    <w:bookmarkStart w:id="20" w:name="overordnet-beskrivelse-av-prosjektet"/>
+    <w:bookmarkStart w:id="20" w:name="problemstillinger-jeg-skal-jobbe-med"/>
     <w:p>
       <w:pPr>
         <w:pStyle w:val="Heading2"/>
       </w:pPr>
       <w:r>
-        <w:t xml:space="preserve">1 Overordnet beskrivelse av prosjektet</w:t>
+        <w:t xml:space="preserve">1 Problemstillinger jeg skal jobbe med</w:t>
       </w:r>
     </w:p>
     <w:p>
@@ -64,7 +64,7 @@
         <w:pStyle w:val="FirstParagraph"/>
       </w:pPr>
       <w:r>
-        <w:t xml:space="preserve">Motivasjonen for prosjektet er Norges særegne rolle i det europeiske kraftmarkedet. En stor andel av norsk elektrisitetsproduksjon kommer fra vannkraft, og utbyggingen av magasinkraftverk har gitt Norge en betydelig mengde regulerbar og fornybar kraftproduksjon. Vannkraften skiller seg fra mange andre fornybare energikilder ved at produksjonen i stor grad kan tilpasses etterspørselen: Vann kan holdes tilbake i magasiner og produseres når behovet for strøm er større eller når prisene er høye.</w:t>
+        <w:t xml:space="preserve">Den overordede problemstillingen for prosjektet er</w:t>
       </w:r>
     </w:p>
     <w:p>
@@ -72,7 +72,11 @@
         <w:pStyle w:val="BodyText"/>
       </w:pPr>
       <w:r>
-        <w:t xml:space="preserve">Samtidig er vannkraftproduksjonen avhengig av hydrologiske forhold. Nedbør og snøsmelting påvirker tilsiget til vannmagasinene, mens produksjon og tapping av vann påvirker magasinfyllingen. Magasinfyllingen gir derfor informasjon om hvor mye vann som er tilgjengelig for fremtidig kraftproduksjon, men må ses i sammenheng med både tidligere produksjon og tilsig. Dette gjør produsert vannkraft, nedbør og strømpriser til interessante størrelser å se i sammenheng.</w:t>
+        <w:rPr>
+          <w:b/>
+          <w:bCs/>
+        </w:rPr>
+        <w:t xml:space="preserve">Hvordan har norske strømpriser utviklet seg over tid, og hvordan henger prisvariasjonen sammen med vannkraftsproduksjonen, hydrologiske forhold (akkumulert nedbør) og tilknytningen til det europeiske kraftmarkedet?</w:t>
       </w:r>
     </w:p>
     <w:p>
@@ -80,7 +84,7 @@
         <w:pStyle w:val="BodyText"/>
       </w:pPr>
       <w:r>
-        <w:t xml:space="preserve">Norge har et kraftoverskudd i mange år og er koblet til det europeiske kraftmarkedet gjennom flere utenlandsforbindelser. Et sentralt spørsmål i prosjektet er derfor hvordan utbyggingen av disse forbindelsene har påvirket det norske strømmarkedet. Ved å sammenligne strømpriser og prisvariasjon før og etter at nye utenlandskabler ble satt i drift, vil jeg undersøke om det har skjedd endringer i prisnivået og i hvor tett norske strømpriser følger prisene i de europeiske markedene.</w:t>
+        <w:t xml:space="preserve">Prosjektet vil særlig undersøke tre deler. Først analyseres strømprisene i de norske prisområdene fra 2020 og frem til i dag, både som tidsserier og med hensyn på hvordan prisene varierer gjennom døgnet og året.</w:t>
       </w:r>
     </w:p>
     <w:p>
@@ -88,7 +92,7 @@
         <w:pStyle w:val="BodyText"/>
       </w:pPr>
       <w:r>
-        <w:t xml:space="preserve">Analysen vil blant annet ta utgangspunkt i de ulike tidspunktene for idriftsettelse av utenlandskablene, og undersøke utviklingen i norske prisområder før og etter disse endringene. Samtidig må utviklingen i strømprisene ses i sammenheng med andre forhold som påvirker kraftmarkedet, blant annet nedbør, magasinfylling, kraftproduksjon og europeiske energipriser. Ettersom Norge har flere prisområder og begrensninger i overføringsnettet, vil det også undersøkes om effekten av utenlandsforbindelsene varierer mellom ulike deler av landet.</w:t>
+        <w:t xml:space="preserve">Deretter undersøkes sammenhengen mellom strømpris, magasinfylling og nedbør. Nedbør og magasinfylling vil analyseres samlet for å få et bedre mål på tilgjengeligheten av vannkraft og hvordan hydrologiske forhold kan påvirke strømprisene.</w:t>
       </w:r>
     </w:p>
     <w:p>
@@ -96,17 +100,17 @@
         <w:pStyle w:val="BodyText"/>
       </w:pPr>
       <w:r>
-        <w:t xml:space="preserve">Prosjektet vil dermed undersøke hvordan strømprisene har utviklet seg over tid, og om utviklingen har endret seg etter at Norge ble sterkere integrert i det europeiske kraftmarkedet gjennom nye utenlandsforbindelser.</w:t>
+        <w:t xml:space="preserve">Til slutt vil jeg undersøke om informasjon om tidligere strømpriser, magasinfylling og hydrologiske forhold kan brukes til å predikere strømprisen.</w:t>
       </w:r>
     </w:p>
     <w:bookmarkEnd w:id="20"/>
-    <w:bookmarkStart w:id="21" w:name="problemstilling"/>
+    <w:bookmarkStart w:id="21" w:name="data-og-metode"/>
     <w:p>
       <w:pPr>
         <w:pStyle w:val="Heading2"/>
       </w:pPr>
       <w:r>
-        <w:t xml:space="preserve">2 Problemstilling</w:t>
+        <w:t xml:space="preserve">2 Data og metode</w:t>
       </w:r>
     </w:p>
     <w:p>
@@ -114,7 +118,7 @@
         <w:pStyle w:val="FirstParagraph"/>
       </w:pPr>
       <w:r>
-        <w:t xml:space="preserve">vordan har norske strømpriser utviklet seg over tid, og hvordan henger prisvariasjonen sammen med vannkraft, hydrologiske forhold og tilknytningen til det europeiske kraftmarkedet?</w:t>
+        <w:t xml:space="preserve">Prosjektet vil benytte timeoppløste strømpriser og kraftflytdata, samt ukeoppløste data for magasinfylling. I tillegg brukes nedbørsdata for å undersøke hydrologiske forhold. Dataene fra ENTSO-E hentes og lagres som XML-filer, som deretter bearbeides og struktureres for videre analyse.</w:t>
       </w:r>
     </w:p>
     <w:p>
@@ -122,7 +126,7 @@
         <w:pStyle w:val="BodyText"/>
       </w:pPr>
       <w:r>
-        <w:t xml:space="preserve">Prosjektet vil særlig undersøke tre deler. Først analyseres strømprisene i de norske prisområdene fra 2020 og frem til i dag, både som tidsserier og med hensyn på hvordan prisene varierer gjennom døgnet og året.</w:t>
+        <w:t xml:space="preserve">For å gjøre det enklere å håndtere de komplekse datasettene er datainnhentingen og bearbeidingen bygget opp modulbasert. Dette gjør det mulig å dele opp arbeidet i mindre, gjenbrukbare deler og gjør det enklere å arbeide med ulike datakilder og analysere dem samlet.</w:t>
       </w:r>
     </w:p>
     <w:p>
@@ -130,7 +134,7 @@
         <w:pStyle w:val="BodyText"/>
       </w:pPr>
       <w:r>
-        <w:t xml:space="preserve">Deretter undersøkes sammenhengen mellom strømpris, magasinfylling og nedbør. Nedbør og magasinfylling vil analyseres samlet for å få et bedre mål på tilgjengeligheten av vannkraft og hvordan hydrologiske forhold kan påvirke strømprisene.</w:t>
+        <w:t xml:space="preserve">Analysen vil hovedsakelig være datadrevet og bestå av tidsserieanalyse, visualisering og statistiske modeller som lineær regresjon, LASSO, random forest og XGBoost. Det vil blant annet undersøkes hvordan strømprisen varierer over tid, mellom prisområder og med ulike hydrologiske forhold. Til slutt vil prediksjonsmodeller brukes til å undersøke hvor godt strømprisen kan predikeres ved hjelp av tilgjengelige data.</w:t>
       </w:r>
     </w:p>
     <w:p>
@@ -138,44 +142,10 @@
         <w:pStyle w:val="BodyText"/>
       </w:pPr>
       <w:r>
-        <w:t xml:space="preserve">Til slutt vil jeg undersøke om informasjon om tidligere strømpriser, magasinfylling og hydrologiske forhold kan brukes til å predikere strømprisen.</w:t>
+        <w:t xml:space="preserve">Formålet er å bruke dataanalyse til å undersøke sammenhengen mellom vannkraft, hydrologiske forhold, utenlandskabler og strømpriser i det norske kraftmarkedet.</w:t>
       </w:r>
     </w:p>
     <w:bookmarkEnd w:id="21"/>
-    <w:bookmarkStart w:id="22" w:name="data-og-metode"/>
-    <w:p>
-      <w:pPr>
-        <w:pStyle w:val="Heading2"/>
-      </w:pPr>
-      <w:r>
-        <w:t xml:space="preserve">3 Data og metode</w:t>
-      </w:r>
-    </w:p>
-    <w:p>
-      <w:pPr>
-        <w:pStyle w:val="FirstParagraph"/>
-      </w:pPr>
-      <w:r>
-        <w:t xml:space="preserve">Prosjektet vil benytte timeoppløste strømpriser og kraftflytdata, samt ukeoppløste data for magasinfylling. I tillegg brukes nedbørsdata for å undersøke hydrologiske forhold.</w:t>
-      </w:r>
-    </w:p>
-    <w:p>
-      <w:pPr>
-        <w:pStyle w:val="BodyText"/>
-      </w:pPr>
-      <w:r>
-        <w:t xml:space="preserve">Analysen vil hovedsakelig være datadrevet og bestå av tidsserieanalyse, visualisering og statistiske modeller. Det vil blant annet undersøkes hvordan strømprisen varierer over tid, mellom prisområder og med ulike hydrologiske forhold. Til slutt vil prediksjonsmodeller brukes til å undersøke hvor godt strømprisen kan predikeres ved hjelp av tilgjengelige data.</w:t>
-      </w:r>
-    </w:p>
-    <w:p>
-      <w:pPr>
-        <w:pStyle w:val="BodyText"/>
-      </w:pPr>
-      <w:r>
-        <w:t xml:space="preserve">Formålet er å bruke dataanalyse til å undersøke sammenhengen mellom vannkraft, hydrologiske forhold, utenlandskabler og strømpriser i det norske kraftmarkedet.</w:t>
-      </w:r>
-    </w:p>
-    <w:bookmarkEnd w:id="22"/>
     <w:sectPr>
       <w:footnotePr>
         <w:numRestart w:val="eachSect"/>

--- a/beskrivelse.docx
+++ b/beskrivelse.docx
@@ -23,7 +23,7 @@
         <w:pStyle w:val="Author"/>
       </w:pPr>
       <w:r>
-        <w:t xml:space="preserve">Ragnhild Thielemann</w:t>
+        <w:t xml:space="preserve">kandidatnummer</w:t>
       </w:r>
     </w:p>
     <w:p>
@@ -34,29 +34,13 @@
         <w:t xml:space="preserve">30 september 2026</w:t>
       </w:r>
     </w:p>
-    <w:p>
-      <w:pPr>
-        <w:pStyle w:val="AbstractTitle"/>
-      </w:pPr>
-      <w:r>
-        <w:t xml:space="preserve">Sammendrag</w:t>
-      </w:r>
-    </w:p>
-    <w:p>
-      <w:pPr>
-        <w:pStyle w:val="Abstract"/>
-      </w:pPr>
-      <w:r>
-        <w:t xml:space="preserve">Prosjektbeskrivelse</w:t>
-      </w:r>
-    </w:p>
-    <w:bookmarkStart w:id="20" w:name="problemstillinger-jeg-skal-jobbe-med"/>
+    <w:bookmarkStart w:id="20" w:name="problemstilling"/>
     <w:p>
       <w:pPr>
         <w:pStyle w:val="Heading2"/>
       </w:pPr>
       <w:r>
-        <w:t xml:space="preserve">1 Problemstillinger jeg skal jobbe med</w:t>
+        <w:t xml:space="preserve">1 Problemstilling</w:t>
       </w:r>
     </w:p>
     <w:p>
@@ -64,7 +48,7 @@
         <w:pStyle w:val="FirstParagraph"/>
       </w:pPr>
       <w:r>
-        <w:t xml:space="preserve">Den overordede problemstillingen for prosjektet er</w:t>
+        <w:t xml:space="preserve">Den overordede problemstillingen for prosjektet er som følger</w:t>
       </w:r>
     </w:p>
     <w:p>
@@ -84,7 +68,53 @@
         <w:pStyle w:val="BodyText"/>
       </w:pPr>
       <w:r>
-        <w:t xml:space="preserve">Prosjektet vil særlig undersøke tre deler. Først analyseres strømprisene i de norske prisområdene fra 2020 og frem til i dag, både som tidsserier og med hensyn på hvordan prisene varierer gjennom døgnet og året.</w:t>
+        <w:t xml:space="preserve">Prosjektet er tredelt, med følgende stuktur:</w:t>
+      </w:r>
+      <w:r>
+        <w:t xml:space="preserve"> </w:t>
+      </w:r>
+      <w:r>
+        <w:t xml:space="preserve">- Først analyseres strømprisene i de norske prisområdene fra 2020 og frem til i dag, både som tidsserier og med hensyn på hvordan prisene varierer gjennom døgnet og året.</w:t>
+      </w:r>
+    </w:p>
+    <w:p>
+      <w:pPr>
+        <w:numPr>
+          <w:ilvl w:val="0"/>
+          <w:numId w:val="1001"/>
+        </w:numPr>
+      </w:pPr>
+      <w:r>
+        <w:t xml:space="preserve">Deretter undersøkes sammenhengen mellom strømpris, magasinfylling og nedbør. Nedbør og magasinfylling vil analyseres samlet for å få et bedre mål på tilgjengeligheten av vannkraft og hvordan hydrologiske forhold kan påvirke strømprisene.</w:t>
+      </w:r>
+    </w:p>
+    <w:p>
+      <w:pPr>
+        <w:numPr>
+          <w:ilvl w:val="0"/>
+          <w:numId w:val="1001"/>
+        </w:numPr>
+      </w:pPr>
+      <w:r>
+        <w:t xml:space="preserve">Til slutt vil jeg undersøke om informasjon om tidligere strømpriser, magasinfylling og hydrologiske forhold kan brukes til å predikere strømprisen.</w:t>
+      </w:r>
+    </w:p>
+    <w:bookmarkEnd w:id="20"/>
+    <w:bookmarkStart w:id="21" w:name="datainnsamling"/>
+    <w:p>
+      <w:pPr>
+        <w:pStyle w:val="Heading2"/>
+      </w:pPr>
+      <w:r>
+        <w:t xml:space="preserve">2 Datainnsamling</w:t>
+      </w:r>
+    </w:p>
+    <w:p>
+      <w:pPr>
+        <w:pStyle w:val="FirstParagraph"/>
+      </w:pPr>
+      <w:r>
+        <w:t xml:space="preserve">Prosjektet vil benytte timeoppløste strømpriser og kraftflytdata, samt ukeoppløste data for magasinfylling. I tillegg brukes nedbørsdata for å undersøke hydrologiske forhold. Dataene fra ENTSO-E hentes og lagres som XML-filer, som deretter bearbeides og struktureres for videre analyse.</w:t>
       </w:r>
     </w:p>
     <w:p>
@@ -92,7 +122,25 @@
         <w:pStyle w:val="BodyText"/>
       </w:pPr>
       <w:r>
-        <w:t xml:space="preserve">Deretter undersøkes sammenhengen mellom strømpris, magasinfylling og nedbør. Nedbør og magasinfylling vil analyseres samlet for å få et bedre mål på tilgjengeligheten av vannkraft og hvordan hydrologiske forhold kan påvirke strømprisene.</w:t>
+        <w:t xml:space="preserve">For å gjøre det enklere å håndtere de komplekse datasettene er datainnhentingen og bearbeidingen bygget opp modulbasert. Dette gjør det mulig å dele opp arbeidet i mindre, gjenbrukbare deler og gjør det enklere å arbeide med ulike datakilder og analysere dem samlet.</w:t>
+      </w:r>
+    </w:p>
+    <w:bookmarkEnd w:id="21"/>
+    <w:bookmarkStart w:id="22" w:name="analyse"/>
+    <w:p>
+      <w:pPr>
+        <w:pStyle w:val="Heading2"/>
+      </w:pPr>
+      <w:r>
+        <w:t xml:space="preserve">3 Analyse</w:t>
+      </w:r>
+    </w:p>
+    <w:p>
+      <w:pPr>
+        <w:pStyle w:val="FirstParagraph"/>
+      </w:pPr>
+      <w:r>
+        <w:t xml:space="preserve">Analysen vil hovedsakelig være datadrevet og bestå av tidsserieanalyse, visualisering og statistiske modeller som lineær regresjon, LASSO, random forest og XGBoost. Jeg skal blant annet undersøkes hvordan strømprisen varierer over tid, der prisområder og magasinfylling brukes som forklaringsvariabler. Til slutt vil prediksjonsmodeller brukes til å undersøke hvor godt strømprisen kan predikeres ved hjelp av tilgjengelige data.</w:t>
       </w:r>
     </w:p>
     <w:p>
@@ -100,17 +148,17 @@
         <w:pStyle w:val="BodyText"/>
       </w:pPr>
       <w:r>
-        <w:t xml:space="preserve">Til slutt vil jeg undersøke om informasjon om tidligere strømpriser, magasinfylling og hydrologiske forhold kan brukes til å predikere strømprisen.</w:t>
-      </w:r>
-    </w:p>
-    <w:bookmarkEnd w:id="20"/>
-    <w:bookmarkStart w:id="21" w:name="data-og-metode"/>
+        <w:t xml:space="preserve">Formålet er å bruke dataanalyse til å undersøke sammenhengen mellom vannkraft, hydrologiske forhold, utenlandskabler og strømpriser i det norske kraftmarkedet.</w:t>
+      </w:r>
+    </w:p>
+    <w:bookmarkEnd w:id="22"/>
+    <w:bookmarkStart w:id="23" w:name="bruk-av-ai"/>
     <w:p>
       <w:pPr>
         <w:pStyle w:val="Heading2"/>
       </w:pPr>
       <w:r>
-        <w:t xml:space="preserve">2 Data og metode</w:t>
+        <w:t xml:space="preserve">4 Bruk av AI</w:t>
       </w:r>
     </w:p>
     <w:p>
@@ -118,34 +166,10 @@
         <w:pStyle w:val="FirstParagraph"/>
       </w:pPr>
       <w:r>
-        <w:t xml:space="preserve">Prosjektet vil benytte timeoppløste strømpriser og kraftflytdata, samt ukeoppløste data for magasinfylling. I tillegg brukes nedbørsdata for å undersøke hydrologiske forhold. Dataene fra ENTSO-E hentes og lagres som XML-filer, som deretter bearbeides og struktureres for videre analyse.</w:t>
-      </w:r>
-    </w:p>
-    <w:p>
-      <w:pPr>
-        <w:pStyle w:val="BodyText"/>
-      </w:pPr>
-      <w:r>
-        <w:t xml:space="preserve">For å gjøre det enklere å håndtere de komplekse datasettene er datainnhentingen og bearbeidingen bygget opp modulbasert. Dette gjør det mulig å dele opp arbeidet i mindre, gjenbrukbare deler og gjør det enklere å arbeide med ulike datakilder og analysere dem samlet.</w:t>
-      </w:r>
-    </w:p>
-    <w:p>
-      <w:pPr>
-        <w:pStyle w:val="BodyText"/>
-      </w:pPr>
-      <w:r>
-        <w:t xml:space="preserve">Analysen vil hovedsakelig være datadrevet og bestå av tidsserieanalyse, visualisering og statistiske modeller som lineær regresjon, LASSO, random forest og XGBoost. Det vil blant annet undersøkes hvordan strømprisen varierer over tid, mellom prisområder og med ulike hydrologiske forhold. Til slutt vil prediksjonsmodeller brukes til å undersøke hvor godt strømprisen kan predikeres ved hjelp av tilgjengelige data.</w:t>
-      </w:r>
-    </w:p>
-    <w:p>
-      <w:pPr>
-        <w:pStyle w:val="BodyText"/>
-      </w:pPr>
-      <w:r>
-        <w:t xml:space="preserve">Formålet er å bruke dataanalyse til å undersøke sammenhengen mellom vannkraft, hydrologiske forhold, utenlandskabler og strømpriser i det norske kraftmarkedet.</w:t>
-      </w:r>
-    </w:p>
-    <w:bookmarkEnd w:id="21"/>
+        <w:t xml:space="preserve">Jeg ser på prosjektet som en god mulighet til å utvikle forståelse for strukturen i ulike API-er og hvordan data fra API-er kan hentes, bearbeides og omformes til datasett som kan brukes i videre analyse. Derfor er det et mål at all kode skal være forståelig, effektiv og etterprøvbar. Bruken av AI i prosjektet vil primært være begrenset til hjelp med syntaks og debugging, mens jeg selv skal ha forståelse for og kontroll over koden som benyttes.</w:t>
+      </w:r>
+    </w:p>
+    <w:bookmarkEnd w:id="23"/>
     <w:sectPr>
       <w:footnotePr>
         <w:numRestart w:val="eachSect"/>
@@ -256,8 +280,114 @@
       </w:pPr>
     </w:lvl>
   </w:abstractNum>
+  <w:abstractNum w:abstractNumId="991">
+    <w:nsid w:val="0000A991"/>
+    <w:multiLevelType w:val="multilevel"/>
+    <w:lvl w:ilvl="0">
+      <w:numFmt w:val="bullet"/>
+      <w:lvlText w:val=""/>
+      <w:lvlJc w:val="left"/>
+      <w:pPr>
+        <w:ind w:left="720" w:hanging="360"/>
+      </w:pPr>
+      <w:rPr>
+        <w:rFonts w:ascii="Symbol" w:hAnsi="Symbol" w:cs="Symbol" w:hint="default"/>
+      </w:rPr>
+    </w:lvl>
+    <w:lvl w:ilvl="1">
+      <w:numFmt w:val="bullet"/>
+      <w:lvlText w:val="o"/>
+      <w:lvlJc w:val="left"/>
+      <w:pPr>
+        <w:ind w:left="1440" w:hanging="360"/>
+      </w:pPr>
+      <w:rPr>
+        <w:rFonts w:ascii="Courier New" w:hAnsi="Courier New" w:cs="Courier New" w:hint="default"/>
+      </w:rPr>
+    </w:lvl>
+    <w:lvl w:ilvl="2">
+      <w:numFmt w:val="bullet"/>
+      <w:lvlText w:val=""/>
+      <w:lvlJc w:val="left"/>
+      <w:pPr>
+        <w:ind w:left="2160" w:hanging="360"/>
+      </w:pPr>
+      <w:rPr>
+        <w:rFonts w:ascii="Wingdings" w:hAnsi="Wingdings" w:cs="Wingdings" w:hint="default"/>
+      </w:rPr>
+    </w:lvl>
+    <w:lvl w:ilvl="3">
+      <w:numFmt w:val="bullet"/>
+      <w:lvlText w:val=""/>
+      <w:lvlJc w:val="left"/>
+      <w:pPr>
+        <w:ind w:left="2880" w:hanging="360"/>
+      </w:pPr>
+      <w:rPr>
+        <w:rFonts w:ascii="Symbol" w:hAnsi="Symbol" w:cs="Symbol" w:hint="default"/>
+      </w:rPr>
+    </w:lvl>
+    <w:lvl w:ilvl="4">
+      <w:numFmt w:val="bullet"/>
+      <w:lvlText w:val="o"/>
+      <w:lvlJc w:val="left"/>
+      <w:pPr>
+        <w:ind w:left="3600" w:hanging="360"/>
+      </w:pPr>
+      <w:rPr>
+        <w:rFonts w:ascii="Courier New" w:hAnsi="Courier New" w:cs="Courier New" w:hint="default"/>
+      </w:rPr>
+    </w:lvl>
+    <w:lvl w:ilvl="5">
+      <w:numFmt w:val="bullet"/>
+      <w:lvlText w:val=""/>
+      <w:lvlJc w:val="left"/>
+      <w:pPr>
+        <w:ind w:left="4320" w:hanging="360"/>
+      </w:pPr>
+      <w:rPr>
+        <w:rFonts w:ascii="Wingdings" w:hAnsi="Wingdings" w:cs="Wingdings" w:hint="default"/>
+      </w:rPr>
+    </w:lvl>
+    <w:lvl w:ilvl="6">
+      <w:numFmt w:val="bullet"/>
+      <w:lvlText w:val=""/>
+      <w:lvlJc w:val="left"/>
+      <w:pPr>
+        <w:ind w:left="5040" w:hanging="360"/>
+      </w:pPr>
+      <w:rPr>
+        <w:rFonts w:ascii="Symbol" w:hAnsi="Symbol" w:cs="Symbol" w:hint="default"/>
+      </w:rPr>
+    </w:lvl>
+    <w:lvl w:ilvl="7">
+      <w:numFmt w:val="bullet"/>
+      <w:lvlText w:val="o"/>
+      <w:lvlJc w:val="left"/>
+      <w:pPr>
+        <w:ind w:left="5760" w:hanging="360"/>
+      </w:pPr>
+      <w:rPr>
+        <w:rFonts w:ascii="Courier New" w:hAnsi="Courier New" w:cs="Courier New" w:hint="default"/>
+      </w:rPr>
+    </w:lvl>
+    <w:lvl w:ilvl="8">
+      <w:numFmt w:val="bullet"/>
+      <w:lvlText w:val=""/>
+      <w:lvlJc w:val="left"/>
+      <w:pPr>
+        <w:ind w:left="6480" w:hanging="360"/>
+      </w:pPr>
+      <w:rPr>
+        <w:rFonts w:ascii="Wingdings" w:hAnsi="Wingdings" w:cs="Wingdings" w:hint="default"/>
+      </w:rPr>
+    </w:lvl>
+  </w:abstractNum>
   <w:num w:numId="1000">
     <w:abstractNumId w:val="990"/>
+  </w:num>
+  <w:num w:numId="1001">
+    <w:abstractNumId w:val="991"/>
   </w:num>
 </w:numbering>
 </file>

--- a/beskrivelse.docx
+++ b/beskrivelse.docx
@@ -46,14 +46,6 @@
     <w:p>
       <w:pPr>
         <w:pStyle w:val="FirstParagraph"/>
-      </w:pPr>
-      <w:r>
-        <w:t xml:space="preserve">Den overordede problemstillingen for prosjektet er som følger</w:t>
-      </w:r>
-    </w:p>
-    <w:p>
-      <w:pPr>
-        <w:pStyle w:val="BodyText"/>
       </w:pPr>
       <w:r>
         <w:rPr>
@@ -70,19 +62,18 @@
       <w:r>
         <w:t xml:space="preserve">Prosjektet er tredelt, med følgende stuktur:</w:t>
       </w:r>
-      <w:r>
-        <w:t xml:space="preserve"> </w:t>
-      </w:r>
-      <w:r>
-        <w:t xml:space="preserve">- Først analyseres strømprisene i de norske prisområdene fra 2020 og frem til i dag, både som tidsserier og med hensyn på hvordan prisene varierer gjennom døgnet og året.</w:t>
-      </w:r>
-    </w:p>
-    <w:p>
-      <w:pPr>
-        <w:numPr>
-          <w:ilvl w:val="0"/>
-          <w:numId w:val="1001"/>
-        </w:numPr>
+    </w:p>
+    <w:p>
+      <w:pPr>
+        <w:pStyle w:val="BodyText"/>
+      </w:pPr>
+      <w:r>
+        <w:t xml:space="preserve">Først analyseres strømprisene i de norske prisområdene fra 2020 og frem til i dag, både som tidsserier og med hensyn på hvordan prisene varierer gjennom døgnet og året.</w:t>
+      </w:r>
+    </w:p>
+    <w:p>
+      <w:pPr>
+        <w:pStyle w:val="BodyText"/>
       </w:pPr>
       <w:r>
         <w:t xml:space="preserve">Deretter undersøkes sammenhengen mellom strømpris, magasinfylling og nedbør. Nedbør og magasinfylling vil analyseres samlet for å få et bedre mål på tilgjengeligheten av vannkraft og hvordan hydrologiske forhold kan påvirke strømprisene.</w:t>
@@ -90,10 +81,7 @@
     </w:p>
     <w:p>
       <w:pPr>
-        <w:numPr>
-          <w:ilvl w:val="0"/>
-          <w:numId w:val="1001"/>
-        </w:numPr>
+        <w:pStyle w:val="BodyText"/>
       </w:pPr>
       <w:r>
         <w:t xml:space="preserve">Til slutt vil jeg undersøke om informasjon om tidligere strømpriser, magasinfylling og hydrologiske forhold kan brukes til å predikere strømprisen.</w:t>
@@ -114,7 +102,7 @@
         <w:pStyle w:val="FirstParagraph"/>
       </w:pPr>
       <w:r>
-        <w:t xml:space="preserve">Prosjektet vil benytte timeoppløste strømpriser og kraftflytdata, samt ukeoppløste data for magasinfylling. I tillegg brukes nedbørsdata for å undersøke hydrologiske forhold. Dataene fra ENTSO-E hentes og lagres som XML-filer, som deretter bearbeides og struktureres for videre analyse.</w:t>
+        <w:t xml:space="preserve">Prosjektet vil benytte timeoppløste strømpriser, kraftflyt- og produksjonsdata fra ENTSO-E, samt ukeoppløste data for magasinfylling fra NVE. I tillegg benyttes historiske nedbørsdata fra Meteorologisk institutt (MET Norway) gjennom Frost API-et for å undersøke hydrologiske forhold. Frost API-et gir tilgang til historiske meteorologiske observasjoner, blant annet nedbør.</w:t>
       </w:r>
     </w:p>
     <w:p>
@@ -122,7 +110,7 @@
         <w:pStyle w:val="BodyText"/>
       </w:pPr>
       <w:r>
-        <w:t xml:space="preserve">For å gjøre det enklere å håndtere de komplekse datasettene er datainnhentingen og bearbeidingen bygget opp modulbasert. Dette gjør det mulig å dele opp arbeidet i mindre, gjenbrukbare deler og gjør det enklere å arbeide med ulike datakilder og analysere dem samlet.</w:t>
+        <w:t xml:space="preserve">Dataene fra ENTSO-E hentes gjennom deres API og lagres som XML-filer, som deretter bearbeides og struktureres for videre analyse. For å gjøre det enklere å håndtere de komplekse datasettene er datainnhentingen og bearbeidingen bygget opp modulbasert. Dette gjør det mulig å dele arbeidet opp i mindre, gjenbrukbare deler, og gjør det enklere å arbeide med ulike datakilder og analysere dem samlet.</w:t>
       </w:r>
     </w:p>
     <w:bookmarkEnd w:id="21"/>
@@ -280,114 +268,8 @@
       </w:pPr>
     </w:lvl>
   </w:abstractNum>
-  <w:abstractNum w:abstractNumId="991">
-    <w:nsid w:val="0000A991"/>
-    <w:multiLevelType w:val="multilevel"/>
-    <w:lvl w:ilvl="0">
-      <w:numFmt w:val="bullet"/>
-      <w:lvlText w:val=""/>
-      <w:lvlJc w:val="left"/>
-      <w:pPr>
-        <w:ind w:left="720" w:hanging="360"/>
-      </w:pPr>
-      <w:rPr>
-        <w:rFonts w:ascii="Symbol" w:hAnsi="Symbol" w:cs="Symbol" w:hint="default"/>
-      </w:rPr>
-    </w:lvl>
-    <w:lvl w:ilvl="1">
-      <w:numFmt w:val="bullet"/>
-      <w:lvlText w:val="o"/>
-      <w:lvlJc w:val="left"/>
-      <w:pPr>
-        <w:ind w:left="1440" w:hanging="360"/>
-      </w:pPr>
-      <w:rPr>
-        <w:rFonts w:ascii="Courier New" w:hAnsi="Courier New" w:cs="Courier New" w:hint="default"/>
-      </w:rPr>
-    </w:lvl>
-    <w:lvl w:ilvl="2">
-      <w:numFmt w:val="bullet"/>
-      <w:lvlText w:val=""/>
-      <w:lvlJc w:val="left"/>
-      <w:pPr>
-        <w:ind w:left="2160" w:hanging="360"/>
-      </w:pPr>
-      <w:rPr>
-        <w:rFonts w:ascii="Wingdings" w:hAnsi="Wingdings" w:cs="Wingdings" w:hint="default"/>
-      </w:rPr>
-    </w:lvl>
-    <w:lvl w:ilvl="3">
-      <w:numFmt w:val="bullet"/>
-      <w:lvlText w:val=""/>
-      <w:lvlJc w:val="left"/>
-      <w:pPr>
-        <w:ind w:left="2880" w:hanging="360"/>
-      </w:pPr>
-      <w:rPr>
-        <w:rFonts w:ascii="Symbol" w:hAnsi="Symbol" w:cs="Symbol" w:hint="default"/>
-      </w:rPr>
-    </w:lvl>
-    <w:lvl w:ilvl="4">
-      <w:numFmt w:val="bullet"/>
-      <w:lvlText w:val="o"/>
-      <w:lvlJc w:val="left"/>
-      <w:pPr>
-        <w:ind w:left="3600" w:hanging="360"/>
-      </w:pPr>
-      <w:rPr>
-        <w:rFonts w:ascii="Courier New" w:hAnsi="Courier New" w:cs="Courier New" w:hint="default"/>
-      </w:rPr>
-    </w:lvl>
-    <w:lvl w:ilvl="5">
-      <w:numFmt w:val="bullet"/>
-      <w:lvlText w:val=""/>
-      <w:lvlJc w:val="left"/>
-      <w:pPr>
-        <w:ind w:left="4320" w:hanging="360"/>
-      </w:pPr>
-      <w:rPr>
-        <w:rFonts w:ascii="Wingdings" w:hAnsi="Wingdings" w:cs="Wingdings" w:hint="default"/>
-      </w:rPr>
-    </w:lvl>
-    <w:lvl w:ilvl="6">
-      <w:numFmt w:val="bullet"/>
-      <w:lvlText w:val=""/>
-      <w:lvlJc w:val="left"/>
-      <w:pPr>
-        <w:ind w:left="5040" w:hanging="360"/>
-      </w:pPr>
-      <w:rPr>
-        <w:rFonts w:ascii="Symbol" w:hAnsi="Symbol" w:cs="Symbol" w:hint="default"/>
-      </w:rPr>
-    </w:lvl>
-    <w:lvl w:ilvl="7">
-      <w:numFmt w:val="bullet"/>
-      <w:lvlText w:val="o"/>
-      <w:lvlJc w:val="left"/>
-      <w:pPr>
-        <w:ind w:left="5760" w:hanging="360"/>
-      </w:pPr>
-      <w:rPr>
-        <w:rFonts w:ascii="Courier New" w:hAnsi="Courier New" w:cs="Courier New" w:hint="default"/>
-      </w:rPr>
-    </w:lvl>
-    <w:lvl w:ilvl="8">
-      <w:numFmt w:val="bullet"/>
-      <w:lvlText w:val=""/>
-      <w:lvlJc w:val="left"/>
-      <w:pPr>
-        <w:ind w:left="6480" w:hanging="360"/>
-      </w:pPr>
-      <w:rPr>
-        <w:rFonts w:ascii="Wingdings" w:hAnsi="Wingdings" w:cs="Wingdings" w:hint="default"/>
-      </w:rPr>
-    </w:lvl>
-  </w:abstractNum>
   <w:num w:numId="1000">
     <w:abstractNumId w:val="990"/>
-  </w:num>
-  <w:num w:numId="1001">
-    <w:abstractNumId w:val="991"/>
   </w:num>
 </w:numbering>
 </file>
